--- a/corpus/mutation_probes/merge_paragraphs.docx
+++ b/corpus/mutation_probes/merge_paragraphs.docx
@@ -4,7 +4,13 @@
   <w:body>
     <w:p>
       <w:r>
-        <w:t xml:space="preserve">Section 1. This Agreement is entered into by the parties as of the Effective Date. Section 2. The Supplier shall deliver the goods to the Buyer at the designated facility.</w:t>
+        <w:t xml:space="preserve">Section 1. This Agreement is entered into by the parties as of the Effective Date.</w:t>
+      </w:r>
+      <w:r>
+        <w:t xml:space="preserve"> </w:t>
+      </w:r>
+      <w:r>
+        <w:t xml:space="preserve">Section 2. The Supplier shall deliver the goods to the Buyer at the designated facility.</w:t>
       </w:r>
     </w:p>
     <w:p>
